--- a/Evidencias CAPSTONE/Fase 1/Evidencias de proyecto/Informe_ERS_Alunza.docx
+++ b/Evidencias CAPSTONE/Fase 1/Evidencias de proyecto/Informe_ERS_Alunza.docx
@@ -229,11 +229,7 @@
       </w:pPr>
       <w:r>
         <w:fldChar w:fldCharType="begin"/>
-      </w:r>
-      <w:r>
         <w:instrText xml:space="preserve"> TOC \o "1-3" \h \z \u </w:instrText>
-      </w:r>
-      <w:r>
         <w:fldChar w:fldCharType="separate"/>
       </w:r>
       <w:hyperlink w:anchor="_Toc239347253" w:history="1">
@@ -250,46 +246,10 @@
             <w:webHidden/>
           </w:rPr>
           <w:tab/>
-        </w:r>
-        <w:r>
-          <w:rPr>
-            <w:noProof/>
-            <w:webHidden/>
-          </w:rPr>
           <w:fldChar w:fldCharType="begin"/>
-        </w:r>
-        <w:r>
-          <w:rPr>
-            <w:noProof/>
-            <w:webHidden/>
-          </w:rPr>
           <w:instrText xml:space="preserve"> PAGEREF _Toc239347253 \h </w:instrText>
-        </w:r>
-        <w:r>
-          <w:rPr>
-            <w:noProof/>
-            <w:webHidden/>
-          </w:rPr>
-        </w:r>
-        <w:r>
-          <w:rPr>
-            <w:noProof/>
-            <w:webHidden/>
-          </w:rPr>
           <w:fldChar w:fldCharType="separate"/>
-        </w:r>
-        <w:r>
-          <w:rPr>
-            <w:noProof/>
-            <w:webHidden/>
-          </w:rPr>
           <w:t>1</w:t>
-        </w:r>
-        <w:r>
-          <w:rPr>
-            <w:noProof/>
-            <w:webHidden/>
-          </w:rPr>
           <w:fldChar w:fldCharType="end"/>
         </w:r>
       </w:hyperlink>
@@ -327,46 +287,10 @@
             <w:webHidden/>
           </w:rPr>
           <w:tab/>
-        </w:r>
-        <w:r>
-          <w:rPr>
-            <w:noProof/>
-            <w:webHidden/>
-          </w:rPr>
           <w:fldChar w:fldCharType="begin"/>
-        </w:r>
-        <w:r>
-          <w:rPr>
-            <w:noProof/>
-            <w:webHidden/>
-          </w:rPr>
           <w:instrText xml:space="preserve"> PAGEREF _Toc239347254 \h </w:instrText>
-        </w:r>
-        <w:r>
-          <w:rPr>
-            <w:noProof/>
-            <w:webHidden/>
-          </w:rPr>
-        </w:r>
-        <w:r>
-          <w:rPr>
-            <w:noProof/>
-            <w:webHidden/>
-          </w:rPr>
           <w:fldChar w:fldCharType="separate"/>
-        </w:r>
-        <w:r>
-          <w:rPr>
-            <w:noProof/>
-            <w:webHidden/>
-          </w:rPr>
           <w:t>3</w:t>
-        </w:r>
-        <w:r>
-          <w:rPr>
-            <w:noProof/>
-            <w:webHidden/>
-          </w:rPr>
           <w:fldChar w:fldCharType="end"/>
         </w:r>
       </w:hyperlink>
@@ -402,46 +326,10 @@
             <w:webHidden/>
           </w:rPr>
           <w:tab/>
-        </w:r>
-        <w:r>
-          <w:rPr>
-            <w:noProof/>
-            <w:webHidden/>
-          </w:rPr>
           <w:fldChar w:fldCharType="begin"/>
-        </w:r>
-        <w:r>
-          <w:rPr>
-            <w:noProof/>
-            <w:webHidden/>
-          </w:rPr>
           <w:instrText xml:space="preserve"> PAGEREF _Toc239347255 \h </w:instrText>
-        </w:r>
-        <w:r>
-          <w:rPr>
-            <w:noProof/>
-            <w:webHidden/>
-          </w:rPr>
-        </w:r>
-        <w:r>
-          <w:rPr>
-            <w:noProof/>
-            <w:webHidden/>
-          </w:rPr>
           <w:fldChar w:fldCharType="separate"/>
-        </w:r>
-        <w:r>
-          <w:rPr>
-            <w:noProof/>
-            <w:webHidden/>
-          </w:rPr>
           <w:t>3</w:t>
-        </w:r>
-        <w:r>
-          <w:rPr>
-            <w:noProof/>
-            <w:webHidden/>
-          </w:rPr>
           <w:fldChar w:fldCharType="end"/>
         </w:r>
       </w:hyperlink>
@@ -479,46 +367,10 @@
             <w:webHidden/>
           </w:rPr>
           <w:tab/>
-        </w:r>
-        <w:r>
-          <w:rPr>
-            <w:noProof/>
-            <w:webHidden/>
-          </w:rPr>
           <w:fldChar w:fldCharType="begin"/>
-        </w:r>
-        <w:r>
-          <w:rPr>
-            <w:noProof/>
-            <w:webHidden/>
-          </w:rPr>
           <w:instrText xml:space="preserve"> PAGEREF _Toc239347256 \h </w:instrText>
-        </w:r>
-        <w:r>
-          <w:rPr>
-            <w:noProof/>
-            <w:webHidden/>
-          </w:rPr>
-        </w:r>
-        <w:r>
-          <w:rPr>
-            <w:noProof/>
-            <w:webHidden/>
-          </w:rPr>
           <w:fldChar w:fldCharType="separate"/>
-        </w:r>
-        <w:r>
-          <w:rPr>
-            <w:noProof/>
-            <w:webHidden/>
-          </w:rPr>
           <w:t>3</w:t>
-        </w:r>
-        <w:r>
-          <w:rPr>
-            <w:noProof/>
-            <w:webHidden/>
-          </w:rPr>
           <w:fldChar w:fldCharType="end"/>
         </w:r>
       </w:hyperlink>
@@ -554,46 +406,10 @@
             <w:webHidden/>
           </w:rPr>
           <w:tab/>
-        </w:r>
-        <w:r>
-          <w:rPr>
-            <w:noProof/>
-            <w:webHidden/>
-          </w:rPr>
           <w:fldChar w:fldCharType="begin"/>
-        </w:r>
-        <w:r>
-          <w:rPr>
-            <w:noProof/>
-            <w:webHidden/>
-          </w:rPr>
           <w:instrText xml:space="preserve"> PAGEREF _Toc239347257 \h </w:instrText>
-        </w:r>
-        <w:r>
-          <w:rPr>
-            <w:noProof/>
-            <w:webHidden/>
-          </w:rPr>
-        </w:r>
-        <w:r>
-          <w:rPr>
-            <w:noProof/>
-            <w:webHidden/>
-          </w:rPr>
           <w:fldChar w:fldCharType="separate"/>
-        </w:r>
-        <w:r>
-          <w:rPr>
-            <w:noProof/>
-            <w:webHidden/>
-          </w:rPr>
           <w:t>3</w:t>
-        </w:r>
-        <w:r>
-          <w:rPr>
-            <w:noProof/>
-            <w:webHidden/>
-          </w:rPr>
           <w:fldChar w:fldCharType="end"/>
         </w:r>
       </w:hyperlink>
@@ -629,46 +445,10 @@
             <w:webHidden/>
           </w:rPr>
           <w:tab/>
-        </w:r>
-        <w:r>
-          <w:rPr>
-            <w:noProof/>
-            <w:webHidden/>
-          </w:rPr>
           <w:fldChar w:fldCharType="begin"/>
-        </w:r>
-        <w:r>
-          <w:rPr>
-            <w:noProof/>
-            <w:webHidden/>
-          </w:rPr>
           <w:instrText xml:space="preserve"> PAGEREF _Toc239347258 \h </w:instrText>
-        </w:r>
-        <w:r>
-          <w:rPr>
-            <w:noProof/>
-            <w:webHidden/>
-          </w:rPr>
-        </w:r>
-        <w:r>
-          <w:rPr>
-            <w:noProof/>
-            <w:webHidden/>
-          </w:rPr>
           <w:fldChar w:fldCharType="separate"/>
-        </w:r>
-        <w:r>
-          <w:rPr>
-            <w:noProof/>
-            <w:webHidden/>
-          </w:rPr>
           <w:t>4</w:t>
-        </w:r>
-        <w:r>
-          <w:rPr>
-            <w:noProof/>
-            <w:webHidden/>
-          </w:rPr>
           <w:fldChar w:fldCharType="end"/>
         </w:r>
       </w:hyperlink>
@@ -704,46 +484,10 @@
             <w:webHidden/>
           </w:rPr>
           <w:tab/>
-        </w:r>
-        <w:r>
-          <w:rPr>
-            <w:noProof/>
-            <w:webHidden/>
-          </w:rPr>
           <w:fldChar w:fldCharType="begin"/>
-        </w:r>
-        <w:r>
-          <w:rPr>
-            <w:noProof/>
-            <w:webHidden/>
-          </w:rPr>
           <w:instrText xml:space="preserve"> PAGEREF _Toc239347259 \h </w:instrText>
-        </w:r>
-        <w:r>
-          <w:rPr>
-            <w:noProof/>
-            <w:webHidden/>
-          </w:rPr>
-        </w:r>
-        <w:r>
-          <w:rPr>
-            <w:noProof/>
-            <w:webHidden/>
-          </w:rPr>
           <w:fldChar w:fldCharType="separate"/>
-        </w:r>
-        <w:r>
-          <w:rPr>
-            <w:noProof/>
-            <w:webHidden/>
-          </w:rPr>
           <w:t>4</w:t>
-        </w:r>
-        <w:r>
-          <w:rPr>
-            <w:noProof/>
-            <w:webHidden/>
-          </w:rPr>
           <w:fldChar w:fldCharType="end"/>
         </w:r>
       </w:hyperlink>
@@ -779,46 +523,10 @@
             <w:webHidden/>
           </w:rPr>
           <w:tab/>
-        </w:r>
-        <w:r>
-          <w:rPr>
-            <w:noProof/>
-            <w:webHidden/>
-          </w:rPr>
           <w:fldChar w:fldCharType="begin"/>
-        </w:r>
-        <w:r>
-          <w:rPr>
-            <w:noProof/>
-            <w:webHidden/>
-          </w:rPr>
           <w:instrText xml:space="preserve"> PAGEREF _Toc239347260 \h </w:instrText>
-        </w:r>
-        <w:r>
-          <w:rPr>
-            <w:noProof/>
-            <w:webHidden/>
-          </w:rPr>
-        </w:r>
-        <w:r>
-          <w:rPr>
-            <w:noProof/>
-            <w:webHidden/>
-          </w:rPr>
           <w:fldChar w:fldCharType="separate"/>
-        </w:r>
-        <w:r>
-          <w:rPr>
-            <w:noProof/>
-            <w:webHidden/>
-          </w:rPr>
           <w:t>5</w:t>
-        </w:r>
-        <w:r>
-          <w:rPr>
-            <w:noProof/>
-            <w:webHidden/>
-          </w:rPr>
           <w:fldChar w:fldCharType="end"/>
         </w:r>
       </w:hyperlink>
@@ -854,46 +562,10 @@
             <w:webHidden/>
           </w:rPr>
           <w:tab/>
-        </w:r>
-        <w:r>
-          <w:rPr>
-            <w:noProof/>
-            <w:webHidden/>
-          </w:rPr>
           <w:fldChar w:fldCharType="begin"/>
-        </w:r>
-        <w:r>
-          <w:rPr>
-            <w:noProof/>
-            <w:webHidden/>
-          </w:rPr>
           <w:instrText xml:space="preserve"> PAGEREF _Toc239347261 \h </w:instrText>
-        </w:r>
-        <w:r>
-          <w:rPr>
-            <w:noProof/>
-            <w:webHidden/>
-          </w:rPr>
-        </w:r>
-        <w:r>
-          <w:rPr>
-            <w:noProof/>
-            <w:webHidden/>
-          </w:rPr>
           <w:fldChar w:fldCharType="separate"/>
-        </w:r>
-        <w:r>
-          <w:rPr>
-            <w:noProof/>
-            <w:webHidden/>
-          </w:rPr>
           <w:t>5</w:t>
-        </w:r>
-        <w:r>
-          <w:rPr>
-            <w:noProof/>
-            <w:webHidden/>
-          </w:rPr>
           <w:fldChar w:fldCharType="end"/>
         </w:r>
       </w:hyperlink>
@@ -931,46 +603,10 @@
             <w:webHidden/>
           </w:rPr>
           <w:tab/>
-        </w:r>
-        <w:r>
-          <w:rPr>
-            <w:noProof/>
-            <w:webHidden/>
-          </w:rPr>
           <w:fldChar w:fldCharType="begin"/>
-        </w:r>
-        <w:r>
-          <w:rPr>
-            <w:noProof/>
-            <w:webHidden/>
-          </w:rPr>
           <w:instrText xml:space="preserve"> PAGEREF _Toc239347262 \h </w:instrText>
-        </w:r>
-        <w:r>
-          <w:rPr>
-            <w:noProof/>
-            <w:webHidden/>
-          </w:rPr>
-        </w:r>
-        <w:r>
-          <w:rPr>
-            <w:noProof/>
-            <w:webHidden/>
-          </w:rPr>
           <w:fldChar w:fldCharType="separate"/>
-        </w:r>
-        <w:r>
-          <w:rPr>
-            <w:noProof/>
-            <w:webHidden/>
-          </w:rPr>
           <w:t>5</w:t>
-        </w:r>
-        <w:r>
-          <w:rPr>
-            <w:noProof/>
-            <w:webHidden/>
-          </w:rPr>
           <w:fldChar w:fldCharType="end"/>
         </w:r>
       </w:hyperlink>
@@ -1006,46 +642,10 @@
             <w:webHidden/>
           </w:rPr>
           <w:tab/>
-        </w:r>
-        <w:r>
-          <w:rPr>
-            <w:noProof/>
-            <w:webHidden/>
-          </w:rPr>
           <w:fldChar w:fldCharType="begin"/>
-        </w:r>
-        <w:r>
-          <w:rPr>
-            <w:noProof/>
-            <w:webHidden/>
-          </w:rPr>
           <w:instrText xml:space="preserve"> PAGEREF _Toc239347263 \h </w:instrText>
-        </w:r>
-        <w:r>
-          <w:rPr>
-            <w:noProof/>
-            <w:webHidden/>
-          </w:rPr>
-        </w:r>
-        <w:r>
-          <w:rPr>
-            <w:noProof/>
-            <w:webHidden/>
-          </w:rPr>
           <w:fldChar w:fldCharType="separate"/>
-        </w:r>
-        <w:r>
-          <w:rPr>
-            <w:noProof/>
-            <w:webHidden/>
-          </w:rPr>
           <w:t>5</w:t>
-        </w:r>
-        <w:r>
-          <w:rPr>
-            <w:noProof/>
-            <w:webHidden/>
-          </w:rPr>
           <w:fldChar w:fldCharType="end"/>
         </w:r>
       </w:hyperlink>
@@ -1081,46 +681,10 @@
             <w:webHidden/>
           </w:rPr>
           <w:tab/>
-        </w:r>
-        <w:r>
-          <w:rPr>
-            <w:noProof/>
-            <w:webHidden/>
-          </w:rPr>
           <w:fldChar w:fldCharType="begin"/>
-        </w:r>
-        <w:r>
-          <w:rPr>
-            <w:noProof/>
-            <w:webHidden/>
-          </w:rPr>
           <w:instrText xml:space="preserve"> PAGEREF _Toc239347264 \h </w:instrText>
-        </w:r>
-        <w:r>
-          <w:rPr>
-            <w:noProof/>
-            <w:webHidden/>
-          </w:rPr>
-        </w:r>
-        <w:r>
-          <w:rPr>
-            <w:noProof/>
-            <w:webHidden/>
-          </w:rPr>
           <w:fldChar w:fldCharType="separate"/>
-        </w:r>
-        <w:r>
-          <w:rPr>
-            <w:noProof/>
-            <w:webHidden/>
-          </w:rPr>
           <w:t>6</w:t>
-        </w:r>
-        <w:r>
-          <w:rPr>
-            <w:noProof/>
-            <w:webHidden/>
-          </w:rPr>
           <w:fldChar w:fldCharType="end"/>
         </w:r>
       </w:hyperlink>
@@ -1156,46 +720,10 @@
             <w:webHidden/>
           </w:rPr>
           <w:tab/>
-        </w:r>
-        <w:r>
-          <w:rPr>
-            <w:noProof/>
-            <w:webHidden/>
-          </w:rPr>
           <w:fldChar w:fldCharType="begin"/>
-        </w:r>
-        <w:r>
-          <w:rPr>
-            <w:noProof/>
-            <w:webHidden/>
-          </w:rPr>
           <w:instrText xml:space="preserve"> PAGEREF _Toc239347265 \h </w:instrText>
-        </w:r>
-        <w:r>
-          <w:rPr>
-            <w:noProof/>
-            <w:webHidden/>
-          </w:rPr>
-        </w:r>
-        <w:r>
-          <w:rPr>
-            <w:noProof/>
-            <w:webHidden/>
-          </w:rPr>
           <w:fldChar w:fldCharType="separate"/>
-        </w:r>
-        <w:r>
-          <w:rPr>
-            <w:noProof/>
-            <w:webHidden/>
-          </w:rPr>
           <w:t>6</w:t>
-        </w:r>
-        <w:r>
-          <w:rPr>
-            <w:noProof/>
-            <w:webHidden/>
-          </w:rPr>
           <w:fldChar w:fldCharType="end"/>
         </w:r>
       </w:hyperlink>
@@ -1231,46 +759,10 @@
             <w:webHidden/>
           </w:rPr>
           <w:tab/>
-        </w:r>
-        <w:r>
-          <w:rPr>
-            <w:noProof/>
-            <w:webHidden/>
-          </w:rPr>
           <w:fldChar w:fldCharType="begin"/>
-        </w:r>
-        <w:r>
-          <w:rPr>
-            <w:noProof/>
-            <w:webHidden/>
-          </w:rPr>
           <w:instrText xml:space="preserve"> PAGEREF _Toc239347266 \h </w:instrText>
-        </w:r>
-        <w:r>
-          <w:rPr>
-            <w:noProof/>
-            <w:webHidden/>
-          </w:rPr>
-        </w:r>
-        <w:r>
-          <w:rPr>
-            <w:noProof/>
-            <w:webHidden/>
-          </w:rPr>
           <w:fldChar w:fldCharType="separate"/>
-        </w:r>
-        <w:r>
-          <w:rPr>
-            <w:noProof/>
-            <w:webHidden/>
-          </w:rPr>
           <w:t>6</w:t>
-        </w:r>
-        <w:r>
-          <w:rPr>
-            <w:noProof/>
-            <w:webHidden/>
-          </w:rPr>
           <w:fldChar w:fldCharType="end"/>
         </w:r>
       </w:hyperlink>
@@ -1306,46 +798,10 @@
             <w:webHidden/>
           </w:rPr>
           <w:tab/>
-        </w:r>
-        <w:r>
-          <w:rPr>
-            <w:noProof/>
-            <w:webHidden/>
-          </w:rPr>
           <w:fldChar w:fldCharType="begin"/>
-        </w:r>
-        <w:r>
-          <w:rPr>
-            <w:noProof/>
-            <w:webHidden/>
-          </w:rPr>
           <w:instrText xml:space="preserve"> PAGEREF _Toc239347267 \h </w:instrText>
-        </w:r>
-        <w:r>
-          <w:rPr>
-            <w:noProof/>
-            <w:webHidden/>
-          </w:rPr>
-        </w:r>
-        <w:r>
-          <w:rPr>
-            <w:noProof/>
-            <w:webHidden/>
-          </w:rPr>
           <w:fldChar w:fldCharType="separate"/>
-        </w:r>
-        <w:r>
-          <w:rPr>
-            <w:noProof/>
-            <w:webHidden/>
-          </w:rPr>
           <w:t>7</w:t>
-        </w:r>
-        <w:r>
-          <w:rPr>
-            <w:noProof/>
-            <w:webHidden/>
-          </w:rPr>
           <w:fldChar w:fldCharType="end"/>
         </w:r>
       </w:hyperlink>
@@ -1381,46 +837,10 @@
             <w:webHidden/>
           </w:rPr>
           <w:tab/>
-        </w:r>
-        <w:r>
-          <w:rPr>
-            <w:noProof/>
-            <w:webHidden/>
-          </w:rPr>
           <w:fldChar w:fldCharType="begin"/>
-        </w:r>
-        <w:r>
-          <w:rPr>
-            <w:noProof/>
-            <w:webHidden/>
-          </w:rPr>
           <w:instrText xml:space="preserve"> PAGEREF _Toc239347268 \h </w:instrText>
-        </w:r>
-        <w:r>
-          <w:rPr>
-            <w:noProof/>
-            <w:webHidden/>
-          </w:rPr>
-        </w:r>
-        <w:r>
-          <w:rPr>
-            <w:noProof/>
-            <w:webHidden/>
-          </w:rPr>
           <w:fldChar w:fldCharType="separate"/>
-        </w:r>
-        <w:r>
-          <w:rPr>
-            <w:noProof/>
-            <w:webHidden/>
-          </w:rPr>
           <w:t>7</w:t>
-        </w:r>
-        <w:r>
-          <w:rPr>
-            <w:noProof/>
-            <w:webHidden/>
-          </w:rPr>
           <w:fldChar w:fldCharType="end"/>
         </w:r>
       </w:hyperlink>
@@ -1458,46 +878,10 @@
             <w:webHidden/>
           </w:rPr>
           <w:tab/>
-        </w:r>
-        <w:r>
-          <w:rPr>
-            <w:noProof/>
-            <w:webHidden/>
-          </w:rPr>
           <w:fldChar w:fldCharType="begin"/>
-        </w:r>
-        <w:r>
-          <w:rPr>
-            <w:noProof/>
-            <w:webHidden/>
-          </w:rPr>
           <w:instrText xml:space="preserve"> PAGEREF _Toc239347269 \h </w:instrText>
-        </w:r>
-        <w:r>
-          <w:rPr>
-            <w:noProof/>
-            <w:webHidden/>
-          </w:rPr>
-        </w:r>
-        <w:r>
-          <w:rPr>
-            <w:noProof/>
-            <w:webHidden/>
-          </w:rPr>
           <w:fldChar w:fldCharType="separate"/>
-        </w:r>
-        <w:r>
-          <w:rPr>
-            <w:noProof/>
-            <w:webHidden/>
-          </w:rPr>
           <w:t>8</w:t>
-        </w:r>
-        <w:r>
-          <w:rPr>
-            <w:noProof/>
-            <w:webHidden/>
-          </w:rPr>
           <w:fldChar w:fldCharType="end"/>
         </w:r>
       </w:hyperlink>
@@ -1533,46 +917,10 @@
             <w:webHidden/>
           </w:rPr>
           <w:tab/>
-        </w:r>
-        <w:r>
-          <w:rPr>
-            <w:noProof/>
-            <w:webHidden/>
-          </w:rPr>
           <w:fldChar w:fldCharType="begin"/>
-        </w:r>
-        <w:r>
-          <w:rPr>
-            <w:noProof/>
-            <w:webHidden/>
-          </w:rPr>
           <w:instrText xml:space="preserve"> PAGEREF _Toc239347270 \h </w:instrText>
-        </w:r>
-        <w:r>
-          <w:rPr>
-            <w:noProof/>
-            <w:webHidden/>
-          </w:rPr>
-        </w:r>
-        <w:r>
-          <w:rPr>
-            <w:noProof/>
-            <w:webHidden/>
-          </w:rPr>
           <w:fldChar w:fldCharType="separate"/>
-        </w:r>
-        <w:r>
-          <w:rPr>
-            <w:noProof/>
-            <w:webHidden/>
-          </w:rPr>
           <w:t>8</w:t>
-        </w:r>
-        <w:r>
-          <w:rPr>
-            <w:noProof/>
-            <w:webHidden/>
-          </w:rPr>
           <w:fldChar w:fldCharType="end"/>
         </w:r>
       </w:hyperlink>
@@ -1609,46 +957,10 @@
             <w:webHidden/>
           </w:rPr>
           <w:tab/>
-        </w:r>
-        <w:r>
-          <w:rPr>
-            <w:noProof/>
-            <w:webHidden/>
-          </w:rPr>
           <w:fldChar w:fldCharType="begin"/>
-        </w:r>
-        <w:r>
-          <w:rPr>
-            <w:noProof/>
-            <w:webHidden/>
-          </w:rPr>
           <w:instrText xml:space="preserve"> PAGEREF _Toc239347271 \h </w:instrText>
-        </w:r>
-        <w:r>
-          <w:rPr>
-            <w:noProof/>
-            <w:webHidden/>
-          </w:rPr>
-        </w:r>
-        <w:r>
-          <w:rPr>
-            <w:noProof/>
-            <w:webHidden/>
-          </w:rPr>
           <w:fldChar w:fldCharType="separate"/>
-        </w:r>
-        <w:r>
-          <w:rPr>
-            <w:noProof/>
-            <w:webHidden/>
-          </w:rPr>
           <w:t>8</w:t>
-        </w:r>
-        <w:r>
-          <w:rPr>
-            <w:noProof/>
-            <w:webHidden/>
-          </w:rPr>
           <w:fldChar w:fldCharType="end"/>
         </w:r>
       </w:hyperlink>
@@ -1685,46 +997,10 @@
             <w:webHidden/>
           </w:rPr>
           <w:tab/>
-        </w:r>
-        <w:r>
-          <w:rPr>
-            <w:noProof/>
-            <w:webHidden/>
-          </w:rPr>
           <w:fldChar w:fldCharType="begin"/>
-        </w:r>
-        <w:r>
-          <w:rPr>
-            <w:noProof/>
-            <w:webHidden/>
-          </w:rPr>
           <w:instrText xml:space="preserve"> PAGEREF _Toc239347272 \h </w:instrText>
-        </w:r>
-        <w:r>
-          <w:rPr>
-            <w:noProof/>
-            <w:webHidden/>
-          </w:rPr>
-        </w:r>
-        <w:r>
-          <w:rPr>
-            <w:noProof/>
-            <w:webHidden/>
-          </w:rPr>
           <w:fldChar w:fldCharType="separate"/>
-        </w:r>
-        <w:r>
-          <w:rPr>
-            <w:noProof/>
-            <w:webHidden/>
-          </w:rPr>
           <w:t>8</w:t>
-        </w:r>
-        <w:r>
-          <w:rPr>
-            <w:noProof/>
-            <w:webHidden/>
-          </w:rPr>
           <w:fldChar w:fldCharType="end"/>
         </w:r>
       </w:hyperlink>
@@ -1761,46 +1037,10 @@
             <w:webHidden/>
           </w:rPr>
           <w:tab/>
-        </w:r>
-        <w:r>
-          <w:rPr>
-            <w:noProof/>
-            <w:webHidden/>
-          </w:rPr>
           <w:fldChar w:fldCharType="begin"/>
-        </w:r>
-        <w:r>
-          <w:rPr>
-            <w:noProof/>
-            <w:webHidden/>
-          </w:rPr>
           <w:instrText xml:space="preserve"> PAGEREF _Toc239347273 \h </w:instrText>
-        </w:r>
-        <w:r>
-          <w:rPr>
-            <w:noProof/>
-            <w:webHidden/>
-          </w:rPr>
-        </w:r>
-        <w:r>
-          <w:rPr>
-            <w:noProof/>
-            <w:webHidden/>
-          </w:rPr>
           <w:fldChar w:fldCharType="separate"/>
-        </w:r>
-        <w:r>
-          <w:rPr>
-            <w:noProof/>
-            <w:webHidden/>
-          </w:rPr>
           <w:t>8</w:t>
-        </w:r>
-        <w:r>
-          <w:rPr>
-            <w:noProof/>
-            <w:webHidden/>
-          </w:rPr>
           <w:fldChar w:fldCharType="end"/>
         </w:r>
       </w:hyperlink>
@@ -1837,46 +1077,10 @@
             <w:webHidden/>
           </w:rPr>
           <w:tab/>
-        </w:r>
-        <w:r>
-          <w:rPr>
-            <w:noProof/>
-            <w:webHidden/>
-          </w:rPr>
           <w:fldChar w:fldCharType="begin"/>
-        </w:r>
-        <w:r>
-          <w:rPr>
-            <w:noProof/>
-            <w:webHidden/>
-          </w:rPr>
           <w:instrText xml:space="preserve"> PAGEREF _Toc239347274 \h </w:instrText>
-        </w:r>
-        <w:r>
-          <w:rPr>
-            <w:noProof/>
-            <w:webHidden/>
-          </w:rPr>
-        </w:r>
-        <w:r>
-          <w:rPr>
-            <w:noProof/>
-            <w:webHidden/>
-          </w:rPr>
           <w:fldChar w:fldCharType="separate"/>
-        </w:r>
-        <w:r>
-          <w:rPr>
-            <w:noProof/>
-            <w:webHidden/>
-          </w:rPr>
           <w:t>8</w:t>
-        </w:r>
-        <w:r>
-          <w:rPr>
-            <w:noProof/>
-            <w:webHidden/>
-          </w:rPr>
           <w:fldChar w:fldCharType="end"/>
         </w:r>
       </w:hyperlink>
@@ -1912,46 +1116,10 @@
             <w:webHidden/>
           </w:rPr>
           <w:tab/>
-        </w:r>
-        <w:r>
-          <w:rPr>
-            <w:noProof/>
-            <w:webHidden/>
-          </w:rPr>
           <w:fldChar w:fldCharType="begin"/>
-        </w:r>
-        <w:r>
-          <w:rPr>
-            <w:noProof/>
-            <w:webHidden/>
-          </w:rPr>
           <w:instrText xml:space="preserve"> PAGEREF _Toc239347275 \h </w:instrText>
-        </w:r>
-        <w:r>
-          <w:rPr>
-            <w:noProof/>
-            <w:webHidden/>
-          </w:rPr>
-        </w:r>
-        <w:r>
-          <w:rPr>
-            <w:noProof/>
-            <w:webHidden/>
-          </w:rPr>
           <w:fldChar w:fldCharType="separate"/>
-        </w:r>
-        <w:r>
-          <w:rPr>
-            <w:noProof/>
-            <w:webHidden/>
-          </w:rPr>
           <w:t>9</w:t>
-        </w:r>
-        <w:r>
-          <w:rPr>
-            <w:noProof/>
-            <w:webHidden/>
-          </w:rPr>
           <w:fldChar w:fldCharType="end"/>
         </w:r>
       </w:hyperlink>
@@ -1988,46 +1156,10 @@
             <w:webHidden/>
           </w:rPr>
           <w:tab/>
-        </w:r>
-        <w:r>
-          <w:rPr>
-            <w:noProof/>
-            <w:webHidden/>
-          </w:rPr>
           <w:fldChar w:fldCharType="begin"/>
-        </w:r>
-        <w:r>
-          <w:rPr>
-            <w:noProof/>
-            <w:webHidden/>
-          </w:rPr>
           <w:instrText xml:space="preserve"> PAGEREF _Toc239347276 \h </w:instrText>
-        </w:r>
-        <w:r>
-          <w:rPr>
-            <w:noProof/>
-            <w:webHidden/>
-          </w:rPr>
-        </w:r>
-        <w:r>
-          <w:rPr>
-            <w:noProof/>
-            <w:webHidden/>
-          </w:rPr>
           <w:fldChar w:fldCharType="separate"/>
-        </w:r>
-        <w:r>
-          <w:rPr>
-            <w:noProof/>
-            <w:webHidden/>
-          </w:rPr>
           <w:t>9</w:t>
-        </w:r>
-        <w:r>
-          <w:rPr>
-            <w:noProof/>
-            <w:webHidden/>
-          </w:rPr>
           <w:fldChar w:fldCharType="end"/>
         </w:r>
       </w:hyperlink>
@@ -2064,46 +1196,10 @@
             <w:webHidden/>
           </w:rPr>
           <w:tab/>
-        </w:r>
-        <w:r>
-          <w:rPr>
-            <w:noProof/>
-            <w:webHidden/>
-          </w:rPr>
           <w:fldChar w:fldCharType="begin"/>
-        </w:r>
-        <w:r>
-          <w:rPr>
-            <w:noProof/>
-            <w:webHidden/>
-          </w:rPr>
           <w:instrText xml:space="preserve"> PAGEREF _Toc239347277 \h </w:instrText>
-        </w:r>
-        <w:r>
-          <w:rPr>
-            <w:noProof/>
-            <w:webHidden/>
-          </w:rPr>
-        </w:r>
-        <w:r>
-          <w:rPr>
-            <w:noProof/>
-            <w:webHidden/>
-          </w:rPr>
           <w:fldChar w:fldCharType="separate"/>
-        </w:r>
-        <w:r>
-          <w:rPr>
-            <w:noProof/>
-            <w:webHidden/>
-          </w:rPr>
           <w:t>9</w:t>
-        </w:r>
-        <w:r>
-          <w:rPr>
-            <w:noProof/>
-            <w:webHidden/>
-          </w:rPr>
           <w:fldChar w:fldCharType="end"/>
         </w:r>
       </w:hyperlink>
@@ -2140,46 +1236,10 @@
             <w:webHidden/>
           </w:rPr>
           <w:tab/>
-        </w:r>
-        <w:r>
-          <w:rPr>
-            <w:noProof/>
-            <w:webHidden/>
-          </w:rPr>
           <w:fldChar w:fldCharType="begin"/>
-        </w:r>
-        <w:r>
-          <w:rPr>
-            <w:noProof/>
-            <w:webHidden/>
-          </w:rPr>
           <w:instrText xml:space="preserve"> PAGEREF _Toc239347278 \h </w:instrText>
-        </w:r>
-        <w:r>
-          <w:rPr>
-            <w:noProof/>
-            <w:webHidden/>
-          </w:rPr>
-        </w:r>
-        <w:r>
-          <w:rPr>
-            <w:noProof/>
-            <w:webHidden/>
-          </w:rPr>
           <w:fldChar w:fldCharType="separate"/>
-        </w:r>
-        <w:r>
-          <w:rPr>
-            <w:noProof/>
-            <w:webHidden/>
-          </w:rPr>
           <w:t>10</w:t>
-        </w:r>
-        <w:r>
-          <w:rPr>
-            <w:noProof/>
-            <w:webHidden/>
-          </w:rPr>
           <w:fldChar w:fldCharType="end"/>
         </w:r>
       </w:hyperlink>
@@ -2216,46 +1276,10 @@
             <w:webHidden/>
           </w:rPr>
           <w:tab/>
-        </w:r>
-        <w:r>
-          <w:rPr>
-            <w:noProof/>
-            <w:webHidden/>
-          </w:rPr>
           <w:fldChar w:fldCharType="begin"/>
-        </w:r>
-        <w:r>
-          <w:rPr>
-            <w:noProof/>
-            <w:webHidden/>
-          </w:rPr>
           <w:instrText xml:space="preserve"> PAGEREF _Toc239347279 \h </w:instrText>
-        </w:r>
-        <w:r>
-          <w:rPr>
-            <w:noProof/>
-            <w:webHidden/>
-          </w:rPr>
-        </w:r>
-        <w:r>
-          <w:rPr>
-            <w:noProof/>
-            <w:webHidden/>
-          </w:rPr>
           <w:fldChar w:fldCharType="separate"/>
-        </w:r>
-        <w:r>
-          <w:rPr>
-            <w:noProof/>
-            <w:webHidden/>
-          </w:rPr>
           <w:t>10</w:t>
-        </w:r>
-        <w:r>
-          <w:rPr>
-            <w:noProof/>
-            <w:webHidden/>
-          </w:rPr>
           <w:fldChar w:fldCharType="end"/>
         </w:r>
       </w:hyperlink>
@@ -2292,46 +1316,10 @@
             <w:webHidden/>
           </w:rPr>
           <w:tab/>
-        </w:r>
-        <w:r>
-          <w:rPr>
-            <w:noProof/>
-            <w:webHidden/>
-          </w:rPr>
           <w:fldChar w:fldCharType="begin"/>
-        </w:r>
-        <w:r>
-          <w:rPr>
-            <w:noProof/>
-            <w:webHidden/>
-          </w:rPr>
           <w:instrText xml:space="preserve"> PAGEREF _Toc239347280 \h </w:instrText>
-        </w:r>
-        <w:r>
-          <w:rPr>
-            <w:noProof/>
-            <w:webHidden/>
-          </w:rPr>
-        </w:r>
-        <w:r>
-          <w:rPr>
-            <w:noProof/>
-            <w:webHidden/>
-          </w:rPr>
           <w:fldChar w:fldCharType="separate"/>
-        </w:r>
-        <w:r>
-          <w:rPr>
-            <w:noProof/>
-            <w:webHidden/>
-          </w:rPr>
           <w:t>11</w:t>
-        </w:r>
-        <w:r>
-          <w:rPr>
-            <w:noProof/>
-            <w:webHidden/>
-          </w:rPr>
           <w:fldChar w:fldCharType="end"/>
         </w:r>
       </w:hyperlink>
@@ -2367,46 +1355,10 @@
             <w:webHidden/>
           </w:rPr>
           <w:tab/>
-        </w:r>
-        <w:r>
-          <w:rPr>
-            <w:noProof/>
-            <w:webHidden/>
-          </w:rPr>
           <w:fldChar w:fldCharType="begin"/>
-        </w:r>
-        <w:r>
-          <w:rPr>
-            <w:noProof/>
-            <w:webHidden/>
-          </w:rPr>
           <w:instrText xml:space="preserve"> PAGEREF _Toc239347281 \h </w:instrText>
-        </w:r>
-        <w:r>
-          <w:rPr>
-            <w:noProof/>
-            <w:webHidden/>
-          </w:rPr>
-        </w:r>
-        <w:r>
-          <w:rPr>
-            <w:noProof/>
-            <w:webHidden/>
-          </w:rPr>
           <w:fldChar w:fldCharType="separate"/>
-        </w:r>
-        <w:r>
-          <w:rPr>
-            <w:noProof/>
-            <w:webHidden/>
-          </w:rPr>
           <w:t>11</w:t>
-        </w:r>
-        <w:r>
-          <w:rPr>
-            <w:noProof/>
-            <w:webHidden/>
-          </w:rPr>
           <w:fldChar w:fldCharType="end"/>
         </w:r>
       </w:hyperlink>
@@ -2443,46 +1395,10 @@
             <w:webHidden/>
           </w:rPr>
           <w:tab/>
-        </w:r>
-        <w:r>
-          <w:rPr>
-            <w:noProof/>
-            <w:webHidden/>
-          </w:rPr>
           <w:fldChar w:fldCharType="begin"/>
-        </w:r>
-        <w:r>
-          <w:rPr>
-            <w:noProof/>
-            <w:webHidden/>
-          </w:rPr>
           <w:instrText xml:space="preserve"> PAGEREF _Toc239347282 \h </w:instrText>
-        </w:r>
-        <w:r>
-          <w:rPr>
-            <w:noProof/>
-            <w:webHidden/>
-          </w:rPr>
-        </w:r>
-        <w:r>
-          <w:rPr>
-            <w:noProof/>
-            <w:webHidden/>
-          </w:rPr>
           <w:fldChar w:fldCharType="separate"/>
-        </w:r>
-        <w:r>
-          <w:rPr>
-            <w:noProof/>
-            <w:webHidden/>
-          </w:rPr>
           <w:t>11</w:t>
-        </w:r>
-        <w:r>
-          <w:rPr>
-            <w:noProof/>
-            <w:webHidden/>
-          </w:rPr>
           <w:fldChar w:fldCharType="end"/>
         </w:r>
       </w:hyperlink>
@@ -2519,46 +1435,10 @@
             <w:webHidden/>
           </w:rPr>
           <w:tab/>
-        </w:r>
-        <w:r>
-          <w:rPr>
-            <w:noProof/>
-            <w:webHidden/>
-          </w:rPr>
           <w:fldChar w:fldCharType="begin"/>
-        </w:r>
-        <w:r>
-          <w:rPr>
-            <w:noProof/>
-            <w:webHidden/>
-          </w:rPr>
           <w:instrText xml:space="preserve"> PAGEREF _Toc239347283 \h </w:instrText>
-        </w:r>
-        <w:r>
-          <w:rPr>
-            <w:noProof/>
-            <w:webHidden/>
-          </w:rPr>
-        </w:r>
-        <w:r>
-          <w:rPr>
-            <w:noProof/>
-            <w:webHidden/>
-          </w:rPr>
           <w:fldChar w:fldCharType="separate"/>
-        </w:r>
-        <w:r>
-          <w:rPr>
-            <w:noProof/>
-            <w:webHidden/>
-          </w:rPr>
           <w:t>12</w:t>
-        </w:r>
-        <w:r>
-          <w:rPr>
-            <w:noProof/>
-            <w:webHidden/>
-          </w:rPr>
           <w:fldChar w:fldCharType="end"/>
         </w:r>
       </w:hyperlink>
@@ -2595,46 +1475,10 @@
             <w:webHidden/>
           </w:rPr>
           <w:tab/>
-        </w:r>
-        <w:r>
-          <w:rPr>
-            <w:noProof/>
-            <w:webHidden/>
-          </w:rPr>
           <w:fldChar w:fldCharType="begin"/>
-        </w:r>
-        <w:r>
-          <w:rPr>
-            <w:noProof/>
-            <w:webHidden/>
-          </w:rPr>
           <w:instrText xml:space="preserve"> PAGEREF _Toc239347284 \h </w:instrText>
-        </w:r>
-        <w:r>
-          <w:rPr>
-            <w:noProof/>
-            <w:webHidden/>
-          </w:rPr>
-        </w:r>
-        <w:r>
-          <w:rPr>
-            <w:noProof/>
-            <w:webHidden/>
-          </w:rPr>
           <w:fldChar w:fldCharType="separate"/>
-        </w:r>
-        <w:r>
-          <w:rPr>
-            <w:noProof/>
-            <w:webHidden/>
-          </w:rPr>
           <w:t>12</w:t>
-        </w:r>
-        <w:r>
-          <w:rPr>
-            <w:noProof/>
-            <w:webHidden/>
-          </w:rPr>
           <w:fldChar w:fldCharType="end"/>
         </w:r>
       </w:hyperlink>
@@ -2671,46 +1515,10 @@
             <w:webHidden/>
           </w:rPr>
           <w:tab/>
-        </w:r>
-        <w:r>
-          <w:rPr>
-            <w:noProof/>
-            <w:webHidden/>
-          </w:rPr>
           <w:fldChar w:fldCharType="begin"/>
-        </w:r>
-        <w:r>
-          <w:rPr>
-            <w:noProof/>
-            <w:webHidden/>
-          </w:rPr>
           <w:instrText xml:space="preserve"> PAGEREF _Toc239347285 \h </w:instrText>
-        </w:r>
-        <w:r>
-          <w:rPr>
-            <w:noProof/>
-            <w:webHidden/>
-          </w:rPr>
-        </w:r>
-        <w:r>
-          <w:rPr>
-            <w:noProof/>
-            <w:webHidden/>
-          </w:rPr>
           <w:fldChar w:fldCharType="separate"/>
-        </w:r>
-        <w:r>
-          <w:rPr>
-            <w:noProof/>
-            <w:webHidden/>
-          </w:rPr>
           <w:t>12</w:t>
-        </w:r>
-        <w:r>
-          <w:rPr>
-            <w:noProof/>
-            <w:webHidden/>
-          </w:rPr>
           <w:fldChar w:fldCharType="end"/>
         </w:r>
       </w:hyperlink>
@@ -2747,46 +1555,10 @@
             <w:webHidden/>
           </w:rPr>
           <w:tab/>
-        </w:r>
-        <w:r>
-          <w:rPr>
-            <w:noProof/>
-            <w:webHidden/>
-          </w:rPr>
           <w:fldChar w:fldCharType="begin"/>
-        </w:r>
-        <w:r>
-          <w:rPr>
-            <w:noProof/>
-            <w:webHidden/>
-          </w:rPr>
           <w:instrText xml:space="preserve"> PAGEREF _Toc239347286 \h </w:instrText>
-        </w:r>
-        <w:r>
-          <w:rPr>
-            <w:noProof/>
-            <w:webHidden/>
-          </w:rPr>
-        </w:r>
-        <w:r>
-          <w:rPr>
-            <w:noProof/>
-            <w:webHidden/>
-          </w:rPr>
           <w:fldChar w:fldCharType="separate"/>
-        </w:r>
-        <w:r>
-          <w:rPr>
-            <w:noProof/>
-            <w:webHidden/>
-          </w:rPr>
           <w:t>13</w:t>
-        </w:r>
-        <w:r>
-          <w:rPr>
-            <w:noProof/>
-            <w:webHidden/>
-          </w:rPr>
           <w:fldChar w:fldCharType="end"/>
         </w:r>
       </w:hyperlink>
@@ -2823,46 +1595,10 @@
             <w:webHidden/>
           </w:rPr>
           <w:tab/>
-        </w:r>
-        <w:r>
-          <w:rPr>
-            <w:noProof/>
-            <w:webHidden/>
-          </w:rPr>
           <w:fldChar w:fldCharType="begin"/>
-        </w:r>
-        <w:r>
-          <w:rPr>
-            <w:noProof/>
-            <w:webHidden/>
-          </w:rPr>
           <w:instrText xml:space="preserve"> PAGEREF _Toc239347287 \h </w:instrText>
-        </w:r>
-        <w:r>
-          <w:rPr>
-            <w:noProof/>
-            <w:webHidden/>
-          </w:rPr>
-        </w:r>
-        <w:r>
-          <w:rPr>
-            <w:noProof/>
-            <w:webHidden/>
-          </w:rPr>
           <w:fldChar w:fldCharType="separate"/>
-        </w:r>
-        <w:r>
-          <w:rPr>
-            <w:noProof/>
-            <w:webHidden/>
-          </w:rPr>
           <w:t>13</w:t>
-        </w:r>
-        <w:r>
-          <w:rPr>
-            <w:noProof/>
-            <w:webHidden/>
-          </w:rPr>
           <w:fldChar w:fldCharType="end"/>
         </w:r>
       </w:hyperlink>
@@ -2899,46 +1635,10 @@
             <w:webHidden/>
           </w:rPr>
           <w:tab/>
-        </w:r>
-        <w:r>
-          <w:rPr>
-            <w:noProof/>
-            <w:webHidden/>
-          </w:rPr>
           <w:fldChar w:fldCharType="begin"/>
-        </w:r>
-        <w:r>
-          <w:rPr>
-            <w:noProof/>
-            <w:webHidden/>
-          </w:rPr>
           <w:instrText xml:space="preserve"> PAGEREF _Toc239347288 \h </w:instrText>
-        </w:r>
-        <w:r>
-          <w:rPr>
-            <w:noProof/>
-            <w:webHidden/>
-          </w:rPr>
-        </w:r>
-        <w:r>
-          <w:rPr>
-            <w:noProof/>
-            <w:webHidden/>
-          </w:rPr>
           <w:fldChar w:fldCharType="separate"/>
-        </w:r>
-        <w:r>
-          <w:rPr>
-            <w:noProof/>
-            <w:webHidden/>
-          </w:rPr>
           <w:t>13</w:t>
-        </w:r>
-        <w:r>
-          <w:rPr>
-            <w:noProof/>
-            <w:webHidden/>
-          </w:rPr>
           <w:fldChar w:fldCharType="end"/>
         </w:r>
       </w:hyperlink>
@@ -2975,46 +1675,10 @@
             <w:webHidden/>
           </w:rPr>
           <w:tab/>
-        </w:r>
-        <w:r>
-          <w:rPr>
-            <w:noProof/>
-            <w:webHidden/>
-          </w:rPr>
           <w:fldChar w:fldCharType="begin"/>
-        </w:r>
-        <w:r>
-          <w:rPr>
-            <w:noProof/>
-            <w:webHidden/>
-          </w:rPr>
           <w:instrText xml:space="preserve"> PAGEREF _Toc239347289 \h </w:instrText>
-        </w:r>
-        <w:r>
-          <w:rPr>
-            <w:noProof/>
-            <w:webHidden/>
-          </w:rPr>
-        </w:r>
-        <w:r>
-          <w:rPr>
-            <w:noProof/>
-            <w:webHidden/>
-          </w:rPr>
           <w:fldChar w:fldCharType="separate"/>
-        </w:r>
-        <w:r>
-          <w:rPr>
-            <w:noProof/>
-            <w:webHidden/>
-          </w:rPr>
           <w:t>14</w:t>
-        </w:r>
-        <w:r>
-          <w:rPr>
-            <w:noProof/>
-            <w:webHidden/>
-          </w:rPr>
           <w:fldChar w:fldCharType="end"/>
         </w:r>
       </w:hyperlink>
@@ -3050,46 +1714,10 @@
             <w:webHidden/>
           </w:rPr>
           <w:tab/>
-        </w:r>
-        <w:r>
-          <w:rPr>
-            <w:noProof/>
-            <w:webHidden/>
-          </w:rPr>
           <w:fldChar w:fldCharType="begin"/>
-        </w:r>
-        <w:r>
-          <w:rPr>
-            <w:noProof/>
-            <w:webHidden/>
-          </w:rPr>
           <w:instrText xml:space="preserve"> PAGEREF _Toc239347290 \h </w:instrText>
-        </w:r>
-        <w:r>
-          <w:rPr>
-            <w:noProof/>
-            <w:webHidden/>
-          </w:rPr>
-        </w:r>
-        <w:r>
-          <w:rPr>
-            <w:noProof/>
-            <w:webHidden/>
-          </w:rPr>
           <w:fldChar w:fldCharType="separate"/>
-        </w:r>
-        <w:r>
-          <w:rPr>
-            <w:noProof/>
-            <w:webHidden/>
-          </w:rPr>
           <w:t>14</w:t>
-        </w:r>
-        <w:r>
-          <w:rPr>
-            <w:noProof/>
-            <w:webHidden/>
-          </w:rPr>
           <w:fldChar w:fldCharType="end"/>
         </w:r>
       </w:hyperlink>
@@ -3127,46 +1755,10 @@
             <w:webHidden/>
           </w:rPr>
           <w:tab/>
-        </w:r>
-        <w:r>
-          <w:rPr>
-            <w:noProof/>
-            <w:webHidden/>
-          </w:rPr>
           <w:fldChar w:fldCharType="begin"/>
-        </w:r>
-        <w:r>
-          <w:rPr>
-            <w:noProof/>
-            <w:webHidden/>
-          </w:rPr>
           <w:instrText xml:space="preserve"> PAGEREF _Toc239347291 \h </w:instrText>
-        </w:r>
-        <w:r>
-          <w:rPr>
-            <w:noProof/>
-            <w:webHidden/>
-          </w:rPr>
-        </w:r>
-        <w:r>
-          <w:rPr>
-            <w:noProof/>
-            <w:webHidden/>
-          </w:rPr>
           <w:fldChar w:fldCharType="separate"/>
-        </w:r>
-        <w:r>
-          <w:rPr>
-            <w:noProof/>
-            <w:webHidden/>
-          </w:rPr>
           <w:t>15</w:t>
-        </w:r>
-        <w:r>
-          <w:rPr>
-            <w:noProof/>
-            <w:webHidden/>
-          </w:rPr>
           <w:fldChar w:fldCharType="end"/>
         </w:r>
       </w:hyperlink>
@@ -3202,46 +1794,10 @@
             <w:webHidden/>
           </w:rPr>
           <w:tab/>
-        </w:r>
-        <w:r>
-          <w:rPr>
-            <w:noProof/>
-            <w:webHidden/>
-          </w:rPr>
           <w:fldChar w:fldCharType="begin"/>
-        </w:r>
-        <w:r>
-          <w:rPr>
-            <w:noProof/>
-            <w:webHidden/>
-          </w:rPr>
           <w:instrText xml:space="preserve"> PAGEREF _Toc239347292 \h </w:instrText>
-        </w:r>
-        <w:r>
-          <w:rPr>
-            <w:noProof/>
-            <w:webHidden/>
-          </w:rPr>
-        </w:r>
-        <w:r>
-          <w:rPr>
-            <w:noProof/>
-            <w:webHidden/>
-          </w:rPr>
           <w:fldChar w:fldCharType="separate"/>
-        </w:r>
-        <w:r>
-          <w:rPr>
-            <w:noProof/>
-            <w:webHidden/>
-          </w:rPr>
           <w:t>15</w:t>
-        </w:r>
-        <w:r>
-          <w:rPr>
-            <w:noProof/>
-            <w:webHidden/>
-          </w:rPr>
           <w:fldChar w:fldCharType="end"/>
         </w:r>
       </w:hyperlink>
@@ -3278,46 +1834,10 @@
             <w:webHidden/>
           </w:rPr>
           <w:tab/>
-        </w:r>
-        <w:r>
-          <w:rPr>
-            <w:noProof/>
-            <w:webHidden/>
-          </w:rPr>
           <w:fldChar w:fldCharType="begin"/>
-        </w:r>
-        <w:r>
-          <w:rPr>
-            <w:noProof/>
-            <w:webHidden/>
-          </w:rPr>
           <w:instrText xml:space="preserve"> PAGEREF _Toc239347293 \h </w:instrText>
-        </w:r>
-        <w:r>
-          <w:rPr>
-            <w:noProof/>
-            <w:webHidden/>
-          </w:rPr>
-        </w:r>
-        <w:r>
-          <w:rPr>
-            <w:noProof/>
-            <w:webHidden/>
-          </w:rPr>
           <w:fldChar w:fldCharType="separate"/>
-        </w:r>
-        <w:r>
-          <w:rPr>
-            <w:noProof/>
-            <w:webHidden/>
-          </w:rPr>
           <w:t>15</w:t>
-        </w:r>
-        <w:r>
-          <w:rPr>
-            <w:noProof/>
-            <w:webHidden/>
-          </w:rPr>
           <w:fldChar w:fldCharType="end"/>
         </w:r>
       </w:hyperlink>
@@ -3354,46 +1874,10 @@
             <w:webHidden/>
           </w:rPr>
           <w:tab/>
-        </w:r>
-        <w:r>
-          <w:rPr>
-            <w:noProof/>
-            <w:webHidden/>
-          </w:rPr>
           <w:fldChar w:fldCharType="begin"/>
-        </w:r>
-        <w:r>
-          <w:rPr>
-            <w:noProof/>
-            <w:webHidden/>
-          </w:rPr>
           <w:instrText xml:space="preserve"> PAGEREF _Toc239347294 \h </w:instrText>
-        </w:r>
-        <w:r>
-          <w:rPr>
-            <w:noProof/>
-            <w:webHidden/>
-          </w:rPr>
-        </w:r>
-        <w:r>
-          <w:rPr>
-            <w:noProof/>
-            <w:webHidden/>
-          </w:rPr>
           <w:fldChar w:fldCharType="separate"/>
-        </w:r>
-        <w:r>
-          <w:rPr>
-            <w:noProof/>
-            <w:webHidden/>
-          </w:rPr>
           <w:t>15</w:t>
-        </w:r>
-        <w:r>
-          <w:rPr>
-            <w:noProof/>
-            <w:webHidden/>
-          </w:rPr>
           <w:fldChar w:fldCharType="end"/>
         </w:r>
       </w:hyperlink>
@@ -3430,46 +1914,10 @@
             <w:webHidden/>
           </w:rPr>
           <w:tab/>
-        </w:r>
-        <w:r>
-          <w:rPr>
-            <w:noProof/>
-            <w:webHidden/>
-          </w:rPr>
           <w:fldChar w:fldCharType="begin"/>
-        </w:r>
-        <w:r>
-          <w:rPr>
-            <w:noProof/>
-            <w:webHidden/>
-          </w:rPr>
           <w:instrText xml:space="preserve"> PAGEREF _Toc239347295 \h </w:instrText>
-        </w:r>
-        <w:r>
-          <w:rPr>
-            <w:noProof/>
-            <w:webHidden/>
-          </w:rPr>
-        </w:r>
-        <w:r>
-          <w:rPr>
-            <w:noProof/>
-            <w:webHidden/>
-          </w:rPr>
           <w:fldChar w:fldCharType="separate"/>
-        </w:r>
-        <w:r>
-          <w:rPr>
-            <w:noProof/>
-            <w:webHidden/>
-          </w:rPr>
           <w:t>15</w:t>
-        </w:r>
-        <w:r>
-          <w:rPr>
-            <w:noProof/>
-            <w:webHidden/>
-          </w:rPr>
           <w:fldChar w:fldCharType="end"/>
         </w:r>
       </w:hyperlink>
@@ -3506,46 +1954,10 @@
             <w:webHidden/>
           </w:rPr>
           <w:tab/>
-        </w:r>
-        <w:r>
-          <w:rPr>
-            <w:noProof/>
-            <w:webHidden/>
-          </w:rPr>
           <w:fldChar w:fldCharType="begin"/>
-        </w:r>
-        <w:r>
-          <w:rPr>
-            <w:noProof/>
-            <w:webHidden/>
-          </w:rPr>
           <w:instrText xml:space="preserve"> PAGEREF _Toc239347296 \h </w:instrText>
-        </w:r>
-        <w:r>
-          <w:rPr>
-            <w:noProof/>
-            <w:webHidden/>
-          </w:rPr>
-        </w:r>
-        <w:r>
-          <w:rPr>
-            <w:noProof/>
-            <w:webHidden/>
-          </w:rPr>
           <w:fldChar w:fldCharType="separate"/>
-        </w:r>
-        <w:r>
-          <w:rPr>
-            <w:noProof/>
-            <w:webHidden/>
-          </w:rPr>
           <w:t>16</w:t>
-        </w:r>
-        <w:r>
-          <w:rPr>
-            <w:noProof/>
-            <w:webHidden/>
-          </w:rPr>
           <w:fldChar w:fldCharType="end"/>
         </w:r>
       </w:hyperlink>
@@ -3582,46 +1994,10 @@
             <w:webHidden/>
           </w:rPr>
           <w:tab/>
-        </w:r>
-        <w:r>
-          <w:rPr>
-            <w:noProof/>
-            <w:webHidden/>
-          </w:rPr>
           <w:fldChar w:fldCharType="begin"/>
-        </w:r>
-        <w:r>
-          <w:rPr>
-            <w:noProof/>
-            <w:webHidden/>
-          </w:rPr>
           <w:instrText xml:space="preserve"> PAGEREF _Toc239347297 \h </w:instrText>
-        </w:r>
-        <w:r>
-          <w:rPr>
-            <w:noProof/>
-            <w:webHidden/>
-          </w:rPr>
-        </w:r>
-        <w:r>
-          <w:rPr>
-            <w:noProof/>
-            <w:webHidden/>
-          </w:rPr>
           <w:fldChar w:fldCharType="separate"/>
-        </w:r>
-        <w:r>
-          <w:rPr>
-            <w:noProof/>
-            <w:webHidden/>
-          </w:rPr>
           <w:t>17</w:t>
-        </w:r>
-        <w:r>
-          <w:rPr>
-            <w:noProof/>
-            <w:webHidden/>
-          </w:rPr>
           <w:fldChar w:fldCharType="end"/>
         </w:r>
       </w:hyperlink>
@@ -3659,46 +2035,10 @@
             <w:webHidden/>
           </w:rPr>
           <w:tab/>
-        </w:r>
-        <w:r>
-          <w:rPr>
-            <w:noProof/>
-            <w:webHidden/>
-          </w:rPr>
           <w:fldChar w:fldCharType="begin"/>
-        </w:r>
-        <w:r>
-          <w:rPr>
-            <w:noProof/>
-            <w:webHidden/>
-          </w:rPr>
           <w:instrText xml:space="preserve"> PAGEREF _Toc239347298 \h </w:instrText>
-        </w:r>
-        <w:r>
-          <w:rPr>
-            <w:noProof/>
-            <w:webHidden/>
-          </w:rPr>
-        </w:r>
-        <w:r>
-          <w:rPr>
-            <w:noProof/>
-            <w:webHidden/>
-          </w:rPr>
           <w:fldChar w:fldCharType="separate"/>
-        </w:r>
-        <w:r>
-          <w:rPr>
-            <w:noProof/>
-            <w:webHidden/>
-          </w:rPr>
           <w:t>18</w:t>
-        </w:r>
-        <w:r>
-          <w:rPr>
-            <w:noProof/>
-            <w:webHidden/>
-          </w:rPr>
           <w:fldChar w:fldCharType="end"/>
         </w:r>
       </w:hyperlink>
@@ -3734,46 +2074,10 @@
             <w:webHidden/>
           </w:rPr>
           <w:tab/>
-        </w:r>
-        <w:r>
-          <w:rPr>
-            <w:noProof/>
-            <w:webHidden/>
-          </w:rPr>
           <w:fldChar w:fldCharType="begin"/>
-        </w:r>
-        <w:r>
-          <w:rPr>
-            <w:noProof/>
-            <w:webHidden/>
-          </w:rPr>
           <w:instrText xml:space="preserve"> PAGEREF _Toc239347299 \h </w:instrText>
-        </w:r>
-        <w:r>
-          <w:rPr>
-            <w:noProof/>
-            <w:webHidden/>
-          </w:rPr>
-        </w:r>
-        <w:r>
-          <w:rPr>
-            <w:noProof/>
-            <w:webHidden/>
-          </w:rPr>
           <w:fldChar w:fldCharType="separate"/>
-        </w:r>
-        <w:r>
-          <w:rPr>
-            <w:noProof/>
-            <w:webHidden/>
-          </w:rPr>
           <w:t>18</w:t>
-        </w:r>
-        <w:r>
-          <w:rPr>
-            <w:noProof/>
-            <w:webHidden/>
-          </w:rPr>
           <w:fldChar w:fldCharType="end"/>
         </w:r>
       </w:hyperlink>
@@ -3809,46 +2113,10 @@
             <w:webHidden/>
           </w:rPr>
           <w:tab/>
-        </w:r>
-        <w:r>
-          <w:rPr>
-            <w:noProof/>
-            <w:webHidden/>
-          </w:rPr>
           <w:fldChar w:fldCharType="begin"/>
-        </w:r>
-        <w:r>
-          <w:rPr>
-            <w:noProof/>
-            <w:webHidden/>
-          </w:rPr>
           <w:instrText xml:space="preserve"> PAGEREF _Toc239347300 \h </w:instrText>
-        </w:r>
-        <w:r>
-          <w:rPr>
-            <w:noProof/>
-            <w:webHidden/>
-          </w:rPr>
-        </w:r>
-        <w:r>
-          <w:rPr>
-            <w:noProof/>
-            <w:webHidden/>
-          </w:rPr>
           <w:fldChar w:fldCharType="separate"/>
-        </w:r>
-        <w:r>
-          <w:rPr>
-            <w:noProof/>
-            <w:webHidden/>
-          </w:rPr>
           <w:t>18</w:t>
-        </w:r>
-        <w:r>
-          <w:rPr>
-            <w:noProof/>
-            <w:webHidden/>
-          </w:rPr>
           <w:fldChar w:fldCharType="end"/>
         </w:r>
       </w:hyperlink>
@@ -3884,46 +2152,10 @@
             <w:webHidden/>
           </w:rPr>
           <w:tab/>
-        </w:r>
-        <w:r>
-          <w:rPr>
-            <w:noProof/>
-            <w:webHidden/>
-          </w:rPr>
           <w:fldChar w:fldCharType="begin"/>
-        </w:r>
-        <w:r>
-          <w:rPr>
-            <w:noProof/>
-            <w:webHidden/>
-          </w:rPr>
           <w:instrText xml:space="preserve"> PAGEREF _Toc239347301 \h </w:instrText>
-        </w:r>
-        <w:r>
-          <w:rPr>
-            <w:noProof/>
-            <w:webHidden/>
-          </w:rPr>
-        </w:r>
-        <w:r>
-          <w:rPr>
-            <w:noProof/>
-            <w:webHidden/>
-          </w:rPr>
           <w:fldChar w:fldCharType="separate"/>
-        </w:r>
-        <w:r>
-          <w:rPr>
-            <w:noProof/>
-            <w:webHidden/>
-          </w:rPr>
           <w:t>19</w:t>
-        </w:r>
-        <w:r>
-          <w:rPr>
-            <w:noProof/>
-            <w:webHidden/>
-          </w:rPr>
           <w:fldChar w:fldCharType="end"/>
         </w:r>
       </w:hyperlink>
@@ -3959,46 +2191,10 @@
             <w:webHidden/>
           </w:rPr>
           <w:tab/>
-        </w:r>
-        <w:r>
-          <w:rPr>
-            <w:noProof/>
-            <w:webHidden/>
-          </w:rPr>
           <w:fldChar w:fldCharType="begin"/>
-        </w:r>
-        <w:r>
-          <w:rPr>
-            <w:noProof/>
-            <w:webHidden/>
-          </w:rPr>
           <w:instrText xml:space="preserve"> PAGEREF _Toc239347302 \h </w:instrText>
-        </w:r>
-        <w:r>
-          <w:rPr>
-            <w:noProof/>
-            <w:webHidden/>
-          </w:rPr>
-        </w:r>
-        <w:r>
-          <w:rPr>
-            <w:noProof/>
-            <w:webHidden/>
-          </w:rPr>
           <w:fldChar w:fldCharType="separate"/>
-        </w:r>
-        <w:r>
-          <w:rPr>
-            <w:noProof/>
-            <w:webHidden/>
-          </w:rPr>
           <w:t>19</w:t>
-        </w:r>
-        <w:r>
-          <w:rPr>
-            <w:noProof/>
-            <w:webHidden/>
-          </w:rPr>
           <w:fldChar w:fldCharType="end"/>
         </w:r>
       </w:hyperlink>
@@ -4034,46 +2230,10 @@
             <w:webHidden/>
           </w:rPr>
           <w:tab/>
-        </w:r>
-        <w:r>
-          <w:rPr>
-            <w:noProof/>
-            <w:webHidden/>
-          </w:rPr>
           <w:fldChar w:fldCharType="begin"/>
-        </w:r>
-        <w:r>
-          <w:rPr>
-            <w:noProof/>
-            <w:webHidden/>
-          </w:rPr>
           <w:instrText xml:space="preserve"> PAGEREF _Toc239347303 \h </w:instrText>
-        </w:r>
-        <w:r>
-          <w:rPr>
-            <w:noProof/>
-            <w:webHidden/>
-          </w:rPr>
-        </w:r>
-        <w:r>
-          <w:rPr>
-            <w:noProof/>
-            <w:webHidden/>
-          </w:rPr>
           <w:fldChar w:fldCharType="separate"/>
-        </w:r>
-        <w:r>
-          <w:rPr>
-            <w:noProof/>
-            <w:webHidden/>
-          </w:rPr>
           <w:t>19</w:t>
-        </w:r>
-        <w:r>
-          <w:rPr>
-            <w:noProof/>
-            <w:webHidden/>
-          </w:rPr>
           <w:fldChar w:fldCharType="end"/>
         </w:r>
       </w:hyperlink>
@@ -4109,46 +2269,10 @@
             <w:webHidden/>
           </w:rPr>
           <w:tab/>
-        </w:r>
-        <w:r>
-          <w:rPr>
-            <w:noProof/>
-            <w:webHidden/>
-          </w:rPr>
           <w:fldChar w:fldCharType="begin"/>
-        </w:r>
-        <w:r>
-          <w:rPr>
-            <w:noProof/>
-            <w:webHidden/>
-          </w:rPr>
           <w:instrText xml:space="preserve"> PAGEREF _Toc239347304 \h </w:instrText>
-        </w:r>
-        <w:r>
-          <w:rPr>
-            <w:noProof/>
-            <w:webHidden/>
-          </w:rPr>
-        </w:r>
-        <w:r>
-          <w:rPr>
-            <w:noProof/>
-            <w:webHidden/>
-          </w:rPr>
           <w:fldChar w:fldCharType="separate"/>
-        </w:r>
-        <w:r>
-          <w:rPr>
-            <w:noProof/>
-            <w:webHidden/>
-          </w:rPr>
           <w:t>19</w:t>
-        </w:r>
-        <w:r>
-          <w:rPr>
-            <w:noProof/>
-            <w:webHidden/>
-          </w:rPr>
           <w:fldChar w:fldCharType="end"/>
         </w:r>
       </w:hyperlink>
@@ -4184,46 +2308,10 @@
             <w:webHidden/>
           </w:rPr>
           <w:tab/>
-        </w:r>
-        <w:r>
-          <w:rPr>
-            <w:noProof/>
-            <w:webHidden/>
-          </w:rPr>
           <w:fldChar w:fldCharType="begin"/>
-        </w:r>
-        <w:r>
-          <w:rPr>
-            <w:noProof/>
-            <w:webHidden/>
-          </w:rPr>
           <w:instrText xml:space="preserve"> PAGEREF _Toc239347305 \h </w:instrText>
-        </w:r>
-        <w:r>
-          <w:rPr>
-            <w:noProof/>
-            <w:webHidden/>
-          </w:rPr>
-        </w:r>
-        <w:r>
-          <w:rPr>
-            <w:noProof/>
-            <w:webHidden/>
-          </w:rPr>
           <w:fldChar w:fldCharType="separate"/>
-        </w:r>
-        <w:r>
-          <w:rPr>
-            <w:noProof/>
-            <w:webHidden/>
-          </w:rPr>
           <w:t>19</w:t>
-        </w:r>
-        <w:r>
-          <w:rPr>
-            <w:noProof/>
-            <w:webHidden/>
-          </w:rPr>
           <w:fldChar w:fldCharType="end"/>
         </w:r>
       </w:hyperlink>
@@ -15416,7 +13504,7 @@
                 <w:color w:val="1F1F1F"/>
                 <w:sz w:val="16"/>
               </w:rPr>
-              <w:t>El alcance se administrará con Scrum ligero y se congelarán nuevas funciones en la semana 15.</w:t>
+              <w:t>El alcance se administrará con Scrum ligero durante las 18 semanas del proyecto.</w:t>
             </w:r>
           </w:p>
         </w:tc>
@@ -16736,7 +14824,7 @@
                 <w:color w:val="1F1F1F"/>
                 <w:sz w:val="16"/>
               </w:rPr>
-              <w:t>Sprint 7 - Congelamiento funcional, primera semana</w:t>
+              <w:t>Sprint 7 - Implementación final, primera semana</w:t>
             </w:r>
           </w:p>
         </w:tc>
@@ -17884,7 +15972,7 @@
                 <w:color w:val="1F1F1F"/>
                 <w:sz w:val="17"/>
               </w:rPr>
-              <w:t>Congelamiento de funciones y versión candidata para estabilización.</w:t>
+              <w:t>Versión candidata para estabilización.</w:t>
             </w:r>
           </w:p>
         </w:tc>
